--- a/output/Lab5.docx
+++ b/output/Lab5.docx
@@ -316,7 +316,7 @@
                 <w:color w:val="003366"/>
                 <w:sz w:val="19"/>
               </w:rPr>
-              <w:t>ABCCompany DDL Schema Definition:</w:t>
+              <w:t>ABCCompany Schema &amp; Sample Data (course-provided script):</w:t>
               <w:br/>
             </w:r>
             <w:r>
@@ -392,6 +392,80 @@
               <w:t xml:space="preserve">    GiaBan int</w:t>
               <w:br/>
               <w:t>);</w:t>
+              <w:br/>
+              <w:br/>
+              <w:t>-- Sample data provided by the course</w:t>
+              <w:br/>
+              <w:t>INSERT VATTU VALUES ('VT01', 'XI MANG', 'BAO', 50000, 5000);</w:t>
+              <w:br/>
+              <w:t>INSERT VATTU VALUES ('VT02', 'CAT', 'KHOI', 45000, 50000);</w:t>
+              <w:br/>
+              <w:t>INSERT VATTU VALUES ('VT03', 'GACH ONG', 'VIEN', 120, 800000);</w:t>
+              <w:br/>
+              <w:t>INSERT VATTU VALUES ('VT04', 'GACH THE', 'VIEN', 110, 800000);</w:t>
+              <w:br/>
+              <w:t>INSERT VATTU VALUES ('VT05', 'DA LON', 'KHOI', 25000, 100000);</w:t>
+              <w:br/>
+              <w:t>INSERT VATTU VALUES ('VT06', 'DA NHO', 'KHOI', 33000, 100000);</w:t>
+              <w:br/>
+              <w:br/>
+              <w:t>INSERT KHACHHANG VALUES ('KH01', 'NGUYEN THI BE', 'TAN BINH', 8457895, 'bnt@yahoo.com');</w:t>
+              <w:br/>
+              <w:t>INSERT KHACHHANG VALUES ('KH02', 'LE HOANG NAM', 'BINH CHANH', 9878987, 'namlehoang @abc.com.vn');</w:t>
+              <w:br/>
+              <w:t>INSERT KHACHHANG VALUES ('KH03', 'TRAN THI CHIEU', 'TAN BINH', 8457895, NULL);</w:t>
+              <w:br/>
+              <w:t>INSERT KHACHHANG VALUES ('KH04', 'MAI THI QUE ANH', 'BINH CHANH ', NULL, NULL);</w:t>
+              <w:br/>
+              <w:t>INSERT KHACHHANG VALUES ('KH05', 'LE VAN SANG', 'QUAN 10', NULL, 'sanglv@hcm.vnn.vn');</w:t>
+              <w:br/>
+              <w:t>INSERT KHACHHANG VALUES ('KH06', 'TRAN HOANG KHAI', 'TAN BINH', 8457897, NULL);</w:t>
+              <w:br/>
+              <w:br/>
+              <w:t>INSERT HOADON(MaHD, Ngay, MaKH) VALUES ('HD001', '2000-05-12', 'KH01');</w:t>
+              <w:br/>
+              <w:t>INSERT HOADON(MaHD, Ngay, MaKH) VALUES ('HD002', '2000-05-25', 'KH02');</w:t>
+              <w:br/>
+              <w:t>INSERT HOADON(MaHD, Ngay, MaKH) VALUES ('HD003', '2000-05-25', 'KH01');</w:t>
+              <w:br/>
+              <w:t>INSERT HOADON(MaHD, Ngay, MaKH) VALUES ('HD004', '2000-05-25', 'KH04');</w:t>
+              <w:br/>
+              <w:t>INSERT HOADON(MaHD, Ngay, MaKH) VALUES ('HD005', '2000-05-26', 'KH04');</w:t>
+              <w:br/>
+              <w:t>INSERT HOADON(MaHD, Ngay, MaKH) VALUES ('HD006', '2000-05-02', 'KH03');</w:t>
+              <w:br/>
+              <w:t>INSERT HOADON(MaHD, Ngay, MaKH) VALUES ('HD007', '2000-06-22', 'KH04');</w:t>
+              <w:br/>
+              <w:t>INSERT HOADON(MaHD, Ngay, MaKH) VALUES ('HD008', '2000-06-25', 'KH03');</w:t>
+              <w:br/>
+              <w:t>INSERT HOADON(MaHD, Ngay, MaKH) VALUES ('HD009', '2000-08-15', 'KH04');</w:t>
+              <w:br/>
+              <w:t>INSERT HOADON(MaHD, Ngay, MaKH) VALUES ('HD010', '2000-08-30', 'KH01');</w:t>
+              <w:br/>
+              <w:br/>
+              <w:t>INSERT CHITIETHOADON(MaHD, MaVT, SL, GiaBan) VALUES ('HD001', 'VT01', 5, 52000);</w:t>
+              <w:br/>
+              <w:t>INSERT CHITIETHOADON(MaHD, MaVT, SL, GiaBan) VALUES ('HD001', 'VT05', 10, 30000);</w:t>
+              <w:br/>
+              <w:t>INSERT CHITIETHOADON(MaHD, MaVT, SL, GiaBan) VALUES ('HD002', 'VT03', 10000, 150);</w:t>
+              <w:br/>
+              <w:t>INSERT CHITIETHOADON(MaHD, MaVT, SL, GiaBan) VALUES ('HD003', 'VT02', 20, 55000);</w:t>
+              <w:br/>
+              <w:t>INSERT CHITIETHOADON(MaHD, MaVT, SL, GiaBan) VALUES ('HD004', 'VT03', 50000, 150);</w:t>
+              <w:br/>
+              <w:t>INSERT CHITIETHOADON(MaHD, MaVT, SL, GiaBan) VALUES ('HD004', 'VT04', 20000, 120);</w:t>
+              <w:br/>
+              <w:t>INSERT CHITIETHOADON(MaHD, MaVT, SL, GiaBan) VALUES ('HD005', 'VT05', 10, 30000);</w:t>
+              <w:br/>
+              <w:t>INSERT CHITIETHOADON(MaHD, MaVT, SL, GiaBan) VALUES ('HD006', 'VT04', 10000, 120);</w:t>
+              <w:br/>
+              <w:t>INSERT CHITIETHOADON(MaHD, MaVT, SL, GiaBan) VALUES ('HD007', 'VT04', 20000, 125);</w:t>
+              <w:br/>
+              <w:t>INSERT CHITIETHOADON(MaHD, MaVT, SL, GiaBan) VALUES ('HD008', 'VT01', 100, 55000);</w:t>
+              <w:br/>
+              <w:t>INSERT CHITIETHOADON(MaHD, MaVT, SL, GiaBan) VALUES ('HD009', 'VT02', 25, 48000);</w:t>
+              <w:br/>
+              <w:t>INSERT CHITIETHOADON(MaHD, MaVT, SL, GiaBan) VALUES ('HD010', 'VT01', 25, 57000);</w:t>
             </w:r>
           </w:p>
         </w:tc>
@@ -927,77 +1001,73 @@
               <w:br/>
               <w:t xml:space="preserve">    SET NOCOUNT ON;</w:t>
               <w:br/>
+              <w:t xml:space="preserve">    DECLARE @CurrentStock int, @DefaultPrice int;</w:t>
+              <w:br/>
+              <w:br/>
+              <w:t xml:space="preserve">    -- 1. Validate input BEFORE the transaction (outside TRY, so RETURN codes are reachable)</w:t>
+              <w:br/>
+              <w:t xml:space="preserve">    IF @SL IS NULL OR @SL &lt;= 0</w:t>
+              <w:br/>
+              <w:t xml:space="preserve">    BEGIN</w:t>
+              <w:br/>
+              <w:t xml:space="preserve">        RAISERROR(N'Error: Quantity must be greater than 0!', 16, 1);</w:t>
+              <w:br/>
+              <w:t xml:space="preserve">        RETURN -4;</w:t>
+              <w:br/>
+              <w:t xml:space="preserve">    END;</w:t>
+              <w:br/>
+              <w:br/>
+              <w:t xml:space="preserve">    IF NOT EXISTS (SELECT 1 FROM HOADON WHERE MaHD = @MaHD)</w:t>
+              <w:br/>
+              <w:t xml:space="preserve">    BEGIN</w:t>
+              <w:br/>
+              <w:t xml:space="preserve">        RAISERROR(N'Error: Invoice %s does not exist!', 16, 1, @MaHD);</w:t>
+              <w:br/>
+              <w:t xml:space="preserve">        RETURN -1;</w:t>
+              <w:br/>
+              <w:t xml:space="preserve">    END;</w:t>
+              <w:br/>
+              <w:br/>
+              <w:t xml:space="preserve">    SELECT @CurrentStock = SLTon, @DefaultPrice = GiaMua</w:t>
+              <w:br/>
+              <w:t xml:space="preserve">    FROM VATTU WHERE MaVT = @MaVT;</w:t>
+              <w:br/>
+              <w:br/>
+              <w:t xml:space="preserve">    IF @CurrentStock IS NULL</w:t>
+              <w:br/>
+              <w:t xml:space="preserve">    BEGIN</w:t>
+              <w:br/>
+              <w:t xml:space="preserve">        RAISERROR(N'Error: Material %s does not exist!', 16, 1, @MaVT);</w:t>
+              <w:br/>
+              <w:t xml:space="preserve">        RETURN -2;</w:t>
+              <w:br/>
+              <w:t xml:space="preserve">    END;</w:t>
+              <w:br/>
+              <w:br/>
+              <w:t xml:space="preserve">    IF @CurrentStock &lt; @SL</w:t>
+              <w:br/>
+              <w:t xml:space="preserve">    BEGIN</w:t>
+              <w:br/>
+              <w:t xml:space="preserve">        RAISERROR(N'Error: Insufficient stock for material %s! Available: %d, Requested: %d', 16, 1, @MaVT, @CurrentStock, @SL);</w:t>
+              <w:br/>
+              <w:t xml:space="preserve">        RETURN -3;</w:t>
+              <w:br/>
+              <w:t xml:space="preserve">    END;</w:t>
+              <w:br/>
+              <w:br/>
+              <w:t xml:space="preserve">    IF @GiaBan IS NULL</w:t>
+              <w:br/>
+              <w:t xml:space="preserve">        SET @GiaBan = CAST(@DefaultPrice * 1.15 AS INT); -- Default 15% markup</w:t>
+              <w:br/>
+              <w:br/>
+              <w:t xml:space="preserve">    -- 2. Insert/update the line item and deduct stock as ONE atomic transaction</w:t>
+              <w:br/>
               <w:t xml:space="preserve">    BEGIN TRY</w:t>
               <w:br/>
               <w:t xml:space="preserve">        BEGIN TRANSACTION;</w:t>
               <w:br/>
-              <w:t xml:space="preserve">        </w:t>
-              <w:br/>
-              <w:t xml:space="preserve">        -- 1. Validate Invoice existence</w:t>
-              <w:br/>
-              <w:t xml:space="preserve">        IF NOT EXISTS (SELECT 1 FROM HOADON WHERE MaHD = @MaHD)</w:t>
-              <w:br/>
-              <w:t xml:space="preserve">        BEGIN</w:t>
-              <w:br/>
-              <w:t xml:space="preserve">            RAISERROR(N'Error: Invoice %s does not exist!', 16, 1, @MaHD);</w:t>
-              <w:br/>
-              <w:t xml:space="preserve">            ROLLBACK TRANSACTION;</w:t>
-              <w:br/>
-              <w:t xml:space="preserve">            RETURN -1;</w:t>
-              <w:br/>
-              <w:t xml:space="preserve">        END;</w:t>
-              <w:br/>
-              <w:t xml:space="preserve">        </w:t>
-              <w:br/>
-              <w:t xml:space="preserve">        -- 2. Validate Material existence and Stock sufficiency</w:t>
-              <w:br/>
-              <w:t xml:space="preserve">        DECLARE @CurrentStock int, @DefaultPrice int;</w:t>
-              <w:br/>
-              <w:t xml:space="preserve">        SELECT @CurrentStock = SLTon, @DefaultPrice = GiaMua</w:t>
-              <w:br/>
-              <w:t xml:space="preserve">        FROM VATTU WHERE MaVT = @MaVT;</w:t>
-              <w:br/>
-              <w:t xml:space="preserve">        </w:t>
-              <w:br/>
-              <w:t xml:space="preserve">        IF @CurrentStock IS NULL</w:t>
-              <w:br/>
-              <w:t xml:space="preserve">        BEGIN</w:t>
-              <w:br/>
-              <w:t xml:space="preserve">            RAISERROR(N'Error: Material %s does not exist!', 16, 1, @MaVT);</w:t>
-              <w:br/>
-              <w:t xml:space="preserve">            ROLLBACK TRANSACTION;</w:t>
-              <w:br/>
-              <w:t xml:space="preserve">            RETURN -2;</w:t>
-              <w:br/>
-              <w:t xml:space="preserve">        END;</w:t>
-              <w:br/>
-              <w:t xml:space="preserve">        </w:t>
-              <w:br/>
-              <w:t xml:space="preserve">        IF @CurrentStock &lt; @SL</w:t>
-              <w:br/>
-              <w:t xml:space="preserve">        BEGIN</w:t>
-              <w:br/>
-              <w:t xml:space="preserve">            RAISERROR(N'Error: Insufficient stock for material %s! Available: %d, Requested: %d', 16, 1, @MaVT, @CurrentStock, @SL);</w:t>
-              <w:br/>
-              <w:t xml:space="preserve">            ROLLBACK TRANSACTION;</w:t>
-              <w:br/>
-              <w:t xml:space="preserve">            RETURN -3;</w:t>
-              <w:br/>
-              <w:t xml:space="preserve">        END;</w:t>
-              <w:br/>
-              <w:t xml:space="preserve">        </w:t>
-              <w:br/>
-              <w:t xml:space="preserve">        IF @GiaBan IS NULL</w:t>
-              <w:br/>
-              <w:t xml:space="preserve">            SET @GiaBan = CAST(@DefaultPrice * 1.15 AS INT); -- Default 15% markup</w:t>
-              <w:br/>
-              <w:t xml:space="preserve">            </w:t>
-              <w:br/>
-              <w:t xml:space="preserve">        -- 3. Insert or Update line item in CHITIETHOADON</w:t>
               <w:br/>
               <w:t xml:space="preserve">        IF EXISTS (SELECT 1 FROM CHITIETHOADON WHERE MaHD = @MaHD AND MaVT = @MaVT)</w:t>
-              <w:br/>
-              <w:t xml:space="preserve">        BEGIN</w:t>
               <w:br/>
               <w:t xml:space="preserve">            UPDATE CHITIETHOADON</w:t>
               <w:br/>
@@ -1005,21 +1075,12 @@
               <w:br/>
               <w:t xml:space="preserve">            WHERE MaHD = @MaHD AND MaVT = @MaVT;</w:t>
               <w:br/>
-              <w:t xml:space="preserve">        END</w:t>
-              <w:br/>
               <w:t xml:space="preserve">        ELSE</w:t>
-              <w:br/>
-              <w:t xml:space="preserve">        BEGIN</w:t>
               <w:br/>
               <w:t xml:space="preserve">            INSERT INTO CHITIETHOADON(MaHD, MaVT, SL, KhuyenMai, GiaBan)</w:t>
               <w:br/>
               <w:t xml:space="preserve">            VALUES (@MaHD, @MaVT, @SL, @KhuyenMai, @GiaBan);</w:t>
               <w:br/>
-              <w:t xml:space="preserve">        END;</w:t>
-              <w:br/>
-              <w:t xml:space="preserve">        </w:t>
-              <w:br/>
-              <w:t xml:space="preserve">        -- 4. Deduct inventory from VATTU</w:t>
               <w:br/>
               <w:t xml:space="preserve">        UPDATE VATTU</w:t>
               <w:br/>
@@ -1027,13 +1088,8 @@
               <w:br/>
               <w:t xml:space="preserve">        WHERE MaVT = @MaVT;</w:t>
               <w:br/>
-              <w:t xml:space="preserve">        </w:t>
               <w:br/>
               <w:t xml:space="preserve">        COMMIT TRANSACTION;</w:t>
-              <w:br/>
-              <w:t xml:space="preserve">        PRINT N'Success: Added material ' + @MaVT + N' to invoice ' + @MaHD;</w:t>
-              <w:br/>
-              <w:t xml:space="preserve">        RETURN 0;</w:t>
               <w:br/>
               <w:t xml:space="preserve">    END TRY</w:t>
               <w:br/>
@@ -1041,13 +1097,14 @@
               <w:br/>
               <w:t xml:space="preserve">        IF @@TRANCOUNT &gt; 0 ROLLBACK TRANSACTION;</w:t>
               <w:br/>
-              <w:t xml:space="preserve">        DECLARE @ErrMsg NVARCHAR(4000) = ERROR_MESSAGE();</w:t>
+              <w:t xml:space="preserve">        THROW; -- re-raise the original error</w:t>
               <w:br/>
-              <w:t xml:space="preserve">        RAISERROR(@ErrMsg, 16, 1);</w:t>
+              <w:t xml:space="preserve">    END CATCH;</w:t>
               <w:br/>
-              <w:t xml:space="preserve">        RETURN -99;</w:t>
               <w:br/>
-              <w:t xml:space="preserve">    END CATCH</w:t>
+              <w:t xml:space="preserve">    PRINT N'Success: Added material ' + @MaVT + N' to invoice ' + @MaHD;</w:t>
+              <w:br/>
+              <w:t xml:space="preserve">    RETURN 0;</w:t>
               <w:br/>
               <w:t>END;</w:t>
               <w:br/>

--- a/output/Lab5.docx
+++ b/output/Lab5.docx
@@ -1001,7 +1001,7 @@
               <w:br/>
               <w:t xml:space="preserve">    SET NOCOUNT ON;</w:t>
               <w:br/>
-              <w:t xml:space="preserve">    DECLARE @CurrentStock int, @DefaultPrice int;</w:t>
+              <w:t xml:space="preserve">    DECLARE @CurrentStock int, @DefaultPrice int, @Rows int = 0;</w:t>
               <w:br/>
               <w:br/>
               <w:t xml:space="preserve">    -- 1. Validate input BEFORE the transaction (outside TRY, so RETURN codes are reachable)</w:t>
@@ -1044,52 +1044,52 @@
               <w:t xml:space="preserve">    END;</w:t>
               <w:br/>
               <w:br/>
-              <w:t xml:space="preserve">    IF @CurrentStock &lt; @SL</w:t>
-              <w:br/>
-              <w:t xml:space="preserve">    BEGIN</w:t>
-              <w:br/>
-              <w:t xml:space="preserve">        RAISERROR(N'Error: Insufficient stock for material %s! Available: %d, Requested: %d', 16, 1, @MaVT, @CurrentStock, @SL);</w:t>
-              <w:br/>
-              <w:t xml:space="preserve">        RETURN -3;</w:t>
-              <w:br/>
-              <w:t xml:space="preserve">    END;</w:t>
-              <w:br/>
-              <w:br/>
               <w:t xml:space="preserve">    IF @GiaBan IS NULL</w:t>
               <w:br/>
               <w:t xml:space="preserve">        SET @GiaBan = CAST(@DefaultPrice * 1.15 AS INT); -- Default 15% markup</w:t>
               <w:br/>
               <w:br/>
-              <w:t xml:space="preserve">    -- 2. Insert/update the line item and deduct stock as ONE atomic transaction</w:t>
+              <w:t xml:space="preserve">    -- 2. Deduct stock ATOMICALLY (the stock test is part of the UPDATE), then add the line item</w:t>
               <w:br/>
               <w:t xml:space="preserve">    BEGIN TRY</w:t>
               <w:br/>
               <w:t xml:space="preserve">        BEGIN TRANSACTION;</w:t>
               <w:br/>
               <w:br/>
-              <w:t xml:space="preserve">        IF EXISTS (SELECT 1 FROM CHITIETHOADON WHERE MaHD = @MaHD AND MaVT = @MaVT)</w:t>
-              <w:br/>
-              <w:t xml:space="preserve">            UPDATE CHITIETHOADON</w:t>
-              <w:br/>
-              <w:t xml:space="preserve">            SET SL = SL + @SL, GiaBan = @GiaBan, KhuyenMai = @KhuyenMai</w:t>
-              <w:br/>
-              <w:t xml:space="preserve">            WHERE MaHD = @MaHD AND MaVT = @MaVT;</w:t>
-              <w:br/>
-              <w:t xml:space="preserve">        ELSE</w:t>
-              <w:br/>
-              <w:t xml:space="preserve">            INSERT INTO CHITIETHOADON(MaHD, MaVT, SL, KhuyenMai, GiaBan)</w:t>
-              <w:br/>
-              <w:t xml:space="preserve">            VALUES (@MaHD, @MaVT, @SL, @KhuyenMai, @GiaBan);</w:t>
-              <w:br/>
-              <w:br/>
               <w:t xml:space="preserve">        UPDATE VATTU</w:t>
               <w:br/>
               <w:t xml:space="preserve">        SET SLTon = SLTon - @SL</w:t>
               <w:br/>
-              <w:t xml:space="preserve">        WHERE MaVT = @MaVT;</w:t>
+              <w:t xml:space="preserve">        WHERE MaVT = @MaVT AND SLTon &gt;= @SL;</w:t>
+              <w:br/>
+              <w:t xml:space="preserve">        SET @Rows = @@ROWCOUNT;</w:t>
               <w:br/>
               <w:br/>
-              <w:t xml:space="preserve">        COMMIT TRANSACTION;</w:t>
+              <w:t xml:space="preserve">        IF @Rows = 1</w:t>
+              <w:br/>
+              <w:t xml:space="preserve">        BEGIN</w:t>
+              <w:br/>
+              <w:t xml:space="preserve">            IF EXISTS (SELECT 1 FROM CHITIETHOADON WHERE MaHD = @MaHD AND MaVT = @MaVT)</w:t>
+              <w:br/>
+              <w:t xml:space="preserve">                UPDATE CHITIETHOADON</w:t>
+              <w:br/>
+              <w:t xml:space="preserve">                SET SL = SL + @SL, GiaBan = @GiaBan, KhuyenMai = @KhuyenMai</w:t>
+              <w:br/>
+              <w:t xml:space="preserve">                WHERE MaHD = @MaHD AND MaVT = @MaVT;</w:t>
+              <w:br/>
+              <w:t xml:space="preserve">            ELSE</w:t>
+              <w:br/>
+              <w:t xml:space="preserve">                INSERT INTO CHITIETHOADON(MaHD, MaVT, SL, KhuyenMai, GiaBan)</w:t>
+              <w:br/>
+              <w:t xml:space="preserve">                VALUES (@MaHD, @MaVT, @SL, @KhuyenMai, @GiaBan);</w:t>
+              <w:br/>
+              <w:t xml:space="preserve">            COMMIT TRANSACTION;</w:t>
+              <w:br/>
+              <w:t xml:space="preserve">        END</w:t>
+              <w:br/>
+              <w:t xml:space="preserve">        ELSE</w:t>
+              <w:br/>
+              <w:t xml:space="preserve">            ROLLBACK TRANSACTION; -- not enough stock: nothing was changed</w:t>
               <w:br/>
               <w:t xml:space="preserve">    END TRY</w:t>
               <w:br/>
@@ -1100,6 +1100,19 @@
               <w:t xml:space="preserve">        THROW; -- re-raise the original error</w:t>
               <w:br/>
               <w:t xml:space="preserve">    END CATCH;</w:t>
+              <w:br/>
+              <w:br/>
+              <w:t xml:space="preserve">    IF @Rows = 0</w:t>
+              <w:br/>
+              <w:t xml:space="preserve">    BEGIN</w:t>
+              <w:br/>
+              <w:t xml:space="preserve">        SELECT @CurrentStock = SLTon FROM VATTU WHERE MaVT = @MaVT;</w:t>
+              <w:br/>
+              <w:t xml:space="preserve">        RAISERROR(N'Error: Insufficient stock for material %s! Available: %d, Requested: %d', 16, 1, @MaVT, @CurrentStock, @SL);</w:t>
+              <w:br/>
+              <w:t xml:space="preserve">        RETURN -3;</w:t>
+              <w:br/>
+              <w:t xml:space="preserve">    END;</w:t>
               <w:br/>
               <w:br/>
               <w:t xml:space="preserve">    PRINT N'Success: Added material ' + @MaVT + N' to invoice ' + @MaHD;</w:t>
